--- a/Fase 2/Evidencia del Proyecto/Evidencias de documentacion/Metodologia Scrum/Sprint 01234/Sprint 4/Daylis/Dailys 1- Sprint 4 .docx
+++ b/Fase 2/Evidencia del Proyecto/Evidencias de documentacion/Metodologia Scrum/Sprint 01234/Sprint 4/Daylis/Dailys 1- Sprint 4 .docx
@@ -233,10 +233,19 @@
     <w:p>
       <w:pPr>
         <w:pStyle w:val="Prrafodelista"/>
+        <w:numPr>
+          <w:ilvl w:val="0"/>
+          <w:numId w:val="24"/>
+        </w:numPr>
+      </w:pPr>
+      <w:r>
+        <w:t xml:space="preserve">Documentación cierre sprint 3 </w:t>
+      </w:r>
+    </w:p>
+    <w:p>
+      <w:pPr>
+        <w:pStyle w:val="Prrafodelista"/>
         <w:ind w:left="1428"/>
-        <w:rPr>
-          <w:lang w:val="en-US"/>
-        </w:rPr>
       </w:pPr>
     </w:p>
     <w:p>
@@ -254,6 +263,54 @@
       </w:r>
       <w:r>
         <w:t xml:space="preserve"> hoy? </w:t>
+      </w:r>
+    </w:p>
+    <w:p>
+      <w:pPr>
+        <w:pStyle w:val="Prrafodelista"/>
+        <w:numPr>
+          <w:ilvl w:val="0"/>
+          <w:numId w:val="23"/>
+        </w:numPr>
+      </w:pPr>
+      <w:r>
+        <w:t>Como Administrador quiero visualizar la tasa de morosidad para identificar problemas de recaudación.</w:t>
+      </w:r>
+    </w:p>
+    <w:p>
+      <w:pPr>
+        <w:pStyle w:val="Prrafodelista"/>
+        <w:numPr>
+          <w:ilvl w:val="0"/>
+          <w:numId w:val="23"/>
+        </w:numPr>
+      </w:pPr>
+      <w:r>
+        <w:t>Como Administrador quiero conocer el tiempo promedio de pago para planificar los fondos.</w:t>
+      </w:r>
+    </w:p>
+    <w:p>
+      <w:pPr>
+        <w:pStyle w:val="Prrafodelista"/>
+        <w:numPr>
+          <w:ilvl w:val="0"/>
+          <w:numId w:val="23"/>
+        </w:numPr>
+      </w:pPr>
+      <w:r>
+        <w:t>Como Administrador quiero ver el balance financiero para evaluar la salud económica de la comunidad.</w:t>
+      </w:r>
+    </w:p>
+    <w:p>
+      <w:pPr>
+        <w:pStyle w:val="Prrafodelista"/>
+        <w:numPr>
+          <w:ilvl w:val="0"/>
+          <w:numId w:val="23"/>
+        </w:numPr>
+      </w:pPr>
+      <w:r>
+        <w:t>Como Administrador quiero saber la tasa de ocupación de unidades para optimizar recursos.</w:t>
       </w:r>
     </w:p>
     <w:p>
@@ -1026,6 +1083,119 @@
     </w:lvl>
   </w:abstractNum>
   <w:abstractNum w:abstractNumId="4" w15:restartNumberingAfterBreak="0">
+    <w:nsid w:val="17F24AB4"/>
+    <w:multiLevelType w:val="hybridMultilevel"/>
+    <w:tmpl w:val="064E1CD8"/>
+    <w:lvl w:ilvl="0" w:tplc="778A6228">
+      <w:start w:val="2"/>
+      <w:numFmt w:val="bullet"/>
+      <w:lvlText w:val="-"/>
+      <w:lvlJc w:val="left"/>
+      <w:pPr>
+        <w:ind w:left="1080" w:hanging="360"/>
+      </w:pPr>
+      <w:rPr>
+        <w:rFonts w:ascii="Calibri" w:eastAsiaTheme="minorHAnsi" w:hAnsi="Calibri" w:cs="Calibri" w:hint="default"/>
+      </w:rPr>
+    </w:lvl>
+    <w:lvl w:ilvl="1" w:tplc="340A0003" w:tentative="1">
+      <w:start w:val="1"/>
+      <w:numFmt w:val="bullet"/>
+      <w:lvlText w:val="o"/>
+      <w:lvlJc w:val="left"/>
+      <w:pPr>
+        <w:ind w:left="1800" w:hanging="360"/>
+      </w:pPr>
+      <w:rPr>
+        <w:rFonts w:ascii="Courier New" w:hAnsi="Courier New" w:cs="Courier New" w:hint="default"/>
+      </w:rPr>
+    </w:lvl>
+    <w:lvl w:ilvl="2" w:tplc="340A0005" w:tentative="1">
+      <w:start w:val="1"/>
+      <w:numFmt w:val="bullet"/>
+      <w:lvlText w:val=""/>
+      <w:lvlJc w:val="left"/>
+      <w:pPr>
+        <w:ind w:left="2520" w:hanging="360"/>
+      </w:pPr>
+      <w:rPr>
+        <w:rFonts w:ascii="Wingdings" w:hAnsi="Wingdings" w:hint="default"/>
+      </w:rPr>
+    </w:lvl>
+    <w:lvl w:ilvl="3" w:tplc="340A0001" w:tentative="1">
+      <w:start w:val="1"/>
+      <w:numFmt w:val="bullet"/>
+      <w:lvlText w:val=""/>
+      <w:lvlJc w:val="left"/>
+      <w:pPr>
+        <w:ind w:left="3240" w:hanging="360"/>
+      </w:pPr>
+      <w:rPr>
+        <w:rFonts w:ascii="Symbol" w:hAnsi="Symbol" w:hint="default"/>
+      </w:rPr>
+    </w:lvl>
+    <w:lvl w:ilvl="4" w:tplc="340A0003" w:tentative="1">
+      <w:start w:val="1"/>
+      <w:numFmt w:val="bullet"/>
+      <w:lvlText w:val="o"/>
+      <w:lvlJc w:val="left"/>
+      <w:pPr>
+        <w:ind w:left="3960" w:hanging="360"/>
+      </w:pPr>
+      <w:rPr>
+        <w:rFonts w:ascii="Courier New" w:hAnsi="Courier New" w:cs="Courier New" w:hint="default"/>
+      </w:rPr>
+    </w:lvl>
+    <w:lvl w:ilvl="5" w:tplc="340A0005" w:tentative="1">
+      <w:start w:val="1"/>
+      <w:numFmt w:val="bullet"/>
+      <w:lvlText w:val=""/>
+      <w:lvlJc w:val="left"/>
+      <w:pPr>
+        <w:ind w:left="4680" w:hanging="360"/>
+      </w:pPr>
+      <w:rPr>
+        <w:rFonts w:ascii="Wingdings" w:hAnsi="Wingdings" w:hint="default"/>
+      </w:rPr>
+    </w:lvl>
+    <w:lvl w:ilvl="6" w:tplc="340A0001" w:tentative="1">
+      <w:start w:val="1"/>
+      <w:numFmt w:val="bullet"/>
+      <w:lvlText w:val=""/>
+      <w:lvlJc w:val="left"/>
+      <w:pPr>
+        <w:ind w:left="5400" w:hanging="360"/>
+      </w:pPr>
+      <w:rPr>
+        <w:rFonts w:ascii="Symbol" w:hAnsi="Symbol" w:hint="default"/>
+      </w:rPr>
+    </w:lvl>
+    <w:lvl w:ilvl="7" w:tplc="340A0003" w:tentative="1">
+      <w:start w:val="1"/>
+      <w:numFmt w:val="bullet"/>
+      <w:lvlText w:val="o"/>
+      <w:lvlJc w:val="left"/>
+      <w:pPr>
+        <w:ind w:left="6120" w:hanging="360"/>
+      </w:pPr>
+      <w:rPr>
+        <w:rFonts w:ascii="Courier New" w:hAnsi="Courier New" w:cs="Courier New" w:hint="default"/>
+      </w:rPr>
+    </w:lvl>
+    <w:lvl w:ilvl="8" w:tplc="340A0005" w:tentative="1">
+      <w:start w:val="1"/>
+      <w:numFmt w:val="bullet"/>
+      <w:lvlText w:val=""/>
+      <w:lvlJc w:val="left"/>
+      <w:pPr>
+        <w:ind w:left="6840" w:hanging="360"/>
+      </w:pPr>
+      <w:rPr>
+        <w:rFonts w:ascii="Wingdings" w:hAnsi="Wingdings" w:hint="default"/>
+      </w:rPr>
+    </w:lvl>
+  </w:abstractNum>
+  <w:abstractNum w:abstractNumId="5" w15:restartNumberingAfterBreak="0">
     <w:nsid w:val="1C69210C"/>
     <w:multiLevelType w:val="hybridMultilevel"/>
     <w:tmpl w:val="FD2C3DA2"/>
@@ -1138,7 +1308,7 @@
       </w:rPr>
     </w:lvl>
   </w:abstractNum>
-  <w:abstractNum w:abstractNumId="5" w15:restartNumberingAfterBreak="0">
+  <w:abstractNum w:abstractNumId="6" w15:restartNumberingAfterBreak="0">
     <w:nsid w:val="227648FF"/>
     <w:multiLevelType w:val="hybridMultilevel"/>
     <w:tmpl w:val="422C19FE"/>
@@ -1251,7 +1421,7 @@
       </w:rPr>
     </w:lvl>
   </w:abstractNum>
-  <w:abstractNum w:abstractNumId="6" w15:restartNumberingAfterBreak="0">
+  <w:abstractNum w:abstractNumId="7" w15:restartNumberingAfterBreak="0">
     <w:nsid w:val="24FF7F38"/>
     <w:multiLevelType w:val="hybridMultilevel"/>
     <w:tmpl w:val="B748E918"/>
@@ -1364,7 +1534,119 @@
       </w:rPr>
     </w:lvl>
   </w:abstractNum>
-  <w:abstractNum w:abstractNumId="7" w15:restartNumberingAfterBreak="0">
+  <w:abstractNum w:abstractNumId="8" w15:restartNumberingAfterBreak="0">
+    <w:nsid w:val="257703BE"/>
+    <w:multiLevelType w:val="hybridMultilevel"/>
+    <w:tmpl w:val="165660B8"/>
+    <w:lvl w:ilvl="0" w:tplc="FCC4734E">
+      <w:numFmt w:val="bullet"/>
+      <w:lvlText w:val="-"/>
+      <w:lvlJc w:val="left"/>
+      <w:pPr>
+        <w:ind w:left="1080" w:hanging="360"/>
+      </w:pPr>
+      <w:rPr>
+        <w:rFonts w:ascii="Calibri" w:eastAsiaTheme="minorHAnsi" w:hAnsi="Calibri" w:cs="Calibri" w:hint="default"/>
+      </w:rPr>
+    </w:lvl>
+    <w:lvl w:ilvl="1" w:tplc="340A0003" w:tentative="1">
+      <w:start w:val="1"/>
+      <w:numFmt w:val="bullet"/>
+      <w:lvlText w:val="o"/>
+      <w:lvlJc w:val="left"/>
+      <w:pPr>
+        <w:ind w:left="1800" w:hanging="360"/>
+      </w:pPr>
+      <w:rPr>
+        <w:rFonts w:ascii="Courier New" w:hAnsi="Courier New" w:cs="Courier New" w:hint="default"/>
+      </w:rPr>
+    </w:lvl>
+    <w:lvl w:ilvl="2" w:tplc="340A0005" w:tentative="1">
+      <w:start w:val="1"/>
+      <w:numFmt w:val="bullet"/>
+      <w:lvlText w:val=""/>
+      <w:lvlJc w:val="left"/>
+      <w:pPr>
+        <w:ind w:left="2520" w:hanging="360"/>
+      </w:pPr>
+      <w:rPr>
+        <w:rFonts w:ascii="Wingdings" w:hAnsi="Wingdings" w:hint="default"/>
+      </w:rPr>
+    </w:lvl>
+    <w:lvl w:ilvl="3" w:tplc="340A0001" w:tentative="1">
+      <w:start w:val="1"/>
+      <w:numFmt w:val="bullet"/>
+      <w:lvlText w:val=""/>
+      <w:lvlJc w:val="left"/>
+      <w:pPr>
+        <w:ind w:left="3240" w:hanging="360"/>
+      </w:pPr>
+      <w:rPr>
+        <w:rFonts w:ascii="Symbol" w:hAnsi="Symbol" w:hint="default"/>
+      </w:rPr>
+    </w:lvl>
+    <w:lvl w:ilvl="4" w:tplc="340A0003" w:tentative="1">
+      <w:start w:val="1"/>
+      <w:numFmt w:val="bullet"/>
+      <w:lvlText w:val="o"/>
+      <w:lvlJc w:val="left"/>
+      <w:pPr>
+        <w:ind w:left="3960" w:hanging="360"/>
+      </w:pPr>
+      <w:rPr>
+        <w:rFonts w:ascii="Courier New" w:hAnsi="Courier New" w:cs="Courier New" w:hint="default"/>
+      </w:rPr>
+    </w:lvl>
+    <w:lvl w:ilvl="5" w:tplc="340A0005" w:tentative="1">
+      <w:start w:val="1"/>
+      <w:numFmt w:val="bullet"/>
+      <w:lvlText w:val=""/>
+      <w:lvlJc w:val="left"/>
+      <w:pPr>
+        <w:ind w:left="4680" w:hanging="360"/>
+      </w:pPr>
+      <w:rPr>
+        <w:rFonts w:ascii="Wingdings" w:hAnsi="Wingdings" w:hint="default"/>
+      </w:rPr>
+    </w:lvl>
+    <w:lvl w:ilvl="6" w:tplc="340A0001" w:tentative="1">
+      <w:start w:val="1"/>
+      <w:numFmt w:val="bullet"/>
+      <w:lvlText w:val=""/>
+      <w:lvlJc w:val="left"/>
+      <w:pPr>
+        <w:ind w:left="5400" w:hanging="360"/>
+      </w:pPr>
+      <w:rPr>
+        <w:rFonts w:ascii="Symbol" w:hAnsi="Symbol" w:hint="default"/>
+      </w:rPr>
+    </w:lvl>
+    <w:lvl w:ilvl="7" w:tplc="340A0003" w:tentative="1">
+      <w:start w:val="1"/>
+      <w:numFmt w:val="bullet"/>
+      <w:lvlText w:val="o"/>
+      <w:lvlJc w:val="left"/>
+      <w:pPr>
+        <w:ind w:left="6120" w:hanging="360"/>
+      </w:pPr>
+      <w:rPr>
+        <w:rFonts w:ascii="Courier New" w:hAnsi="Courier New" w:cs="Courier New" w:hint="default"/>
+      </w:rPr>
+    </w:lvl>
+    <w:lvl w:ilvl="8" w:tplc="340A0005" w:tentative="1">
+      <w:start w:val="1"/>
+      <w:numFmt w:val="bullet"/>
+      <w:lvlText w:val=""/>
+      <w:lvlJc w:val="left"/>
+      <w:pPr>
+        <w:ind w:left="6840" w:hanging="360"/>
+      </w:pPr>
+      <w:rPr>
+        <w:rFonts w:ascii="Wingdings" w:hAnsi="Wingdings" w:hint="default"/>
+      </w:rPr>
+    </w:lvl>
+  </w:abstractNum>
+  <w:abstractNum w:abstractNumId="9" w15:restartNumberingAfterBreak="0">
     <w:nsid w:val="25C405F1"/>
     <w:multiLevelType w:val="hybridMultilevel"/>
     <w:tmpl w:val="5CC45462"/>
@@ -1477,7 +1759,7 @@
       </w:rPr>
     </w:lvl>
   </w:abstractNum>
-  <w:abstractNum w:abstractNumId="8" w15:restartNumberingAfterBreak="0">
+  <w:abstractNum w:abstractNumId="10" w15:restartNumberingAfterBreak="0">
     <w:nsid w:val="26C20DDF"/>
     <w:multiLevelType w:val="hybridMultilevel"/>
     <w:tmpl w:val="3C20120C"/>
@@ -1590,7 +1872,7 @@
       </w:rPr>
     </w:lvl>
   </w:abstractNum>
-  <w:abstractNum w:abstractNumId="9" w15:restartNumberingAfterBreak="0">
+  <w:abstractNum w:abstractNumId="11" w15:restartNumberingAfterBreak="0">
     <w:nsid w:val="33E34035"/>
     <w:multiLevelType w:val="hybridMultilevel"/>
     <w:tmpl w:val="831EB2CE"/>
@@ -1702,7 +1984,7 @@
       </w:rPr>
     </w:lvl>
   </w:abstractNum>
-  <w:abstractNum w:abstractNumId="10" w15:restartNumberingAfterBreak="0">
+  <w:abstractNum w:abstractNumId="12" w15:restartNumberingAfterBreak="0">
     <w:nsid w:val="3A800526"/>
     <w:multiLevelType w:val="hybridMultilevel"/>
     <w:tmpl w:val="69A44368"/>
@@ -1815,7 +2097,7 @@
       </w:rPr>
     </w:lvl>
   </w:abstractNum>
-  <w:abstractNum w:abstractNumId="11" w15:restartNumberingAfterBreak="0">
+  <w:abstractNum w:abstractNumId="13" w15:restartNumberingAfterBreak="0">
     <w:nsid w:val="3CEE4742"/>
     <w:multiLevelType w:val="hybridMultilevel"/>
     <w:tmpl w:val="05CE1C5C"/>
@@ -1928,7 +2210,7 @@
       </w:rPr>
     </w:lvl>
   </w:abstractNum>
-  <w:abstractNum w:abstractNumId="12" w15:restartNumberingAfterBreak="0">
+  <w:abstractNum w:abstractNumId="14" w15:restartNumberingAfterBreak="0">
     <w:nsid w:val="410517C7"/>
     <w:multiLevelType w:val="hybridMultilevel"/>
     <w:tmpl w:val="A508D126"/>
@@ -2041,7 +2323,7 @@
       </w:rPr>
     </w:lvl>
   </w:abstractNum>
-  <w:abstractNum w:abstractNumId="13" w15:restartNumberingAfterBreak="0">
+  <w:abstractNum w:abstractNumId="15" w15:restartNumberingAfterBreak="0">
     <w:nsid w:val="43F0234D"/>
     <w:multiLevelType w:val="hybridMultilevel"/>
     <w:tmpl w:val="D212728C"/>
@@ -2154,7 +2436,7 @@
       </w:rPr>
     </w:lvl>
   </w:abstractNum>
-  <w:abstractNum w:abstractNumId="14" w15:restartNumberingAfterBreak="0">
+  <w:abstractNum w:abstractNumId="16" w15:restartNumberingAfterBreak="0">
     <w:nsid w:val="45C013EA"/>
     <w:multiLevelType w:val="hybridMultilevel"/>
     <w:tmpl w:val="45925B04"/>
@@ -2267,7 +2549,7 @@
       </w:rPr>
     </w:lvl>
   </w:abstractNum>
-  <w:abstractNum w:abstractNumId="15" w15:restartNumberingAfterBreak="0">
+  <w:abstractNum w:abstractNumId="17" w15:restartNumberingAfterBreak="0">
     <w:nsid w:val="479D2775"/>
     <w:multiLevelType w:val="hybridMultilevel"/>
     <w:tmpl w:val="74BCE514"/>
@@ -2356,7 +2638,7 @@
       </w:pPr>
     </w:lvl>
   </w:abstractNum>
-  <w:abstractNum w:abstractNumId="16" w15:restartNumberingAfterBreak="0">
+  <w:abstractNum w:abstractNumId="18" w15:restartNumberingAfterBreak="0">
     <w:nsid w:val="54CF6383"/>
     <w:multiLevelType w:val="multilevel"/>
     <w:tmpl w:val="B4C692C6"/>
@@ -2505,7 +2787,7 @@
       </w:rPr>
     </w:lvl>
   </w:abstractNum>
-  <w:abstractNum w:abstractNumId="17" w15:restartNumberingAfterBreak="0">
+  <w:abstractNum w:abstractNumId="19" w15:restartNumberingAfterBreak="0">
     <w:nsid w:val="57A05136"/>
     <w:multiLevelType w:val="hybridMultilevel"/>
     <w:tmpl w:val="E23EE3F0"/>
@@ -2618,7 +2900,7 @@
       </w:rPr>
     </w:lvl>
   </w:abstractNum>
-  <w:abstractNum w:abstractNumId="18" w15:restartNumberingAfterBreak="0">
+  <w:abstractNum w:abstractNumId="20" w15:restartNumberingAfterBreak="0">
     <w:nsid w:val="610A0626"/>
     <w:multiLevelType w:val="hybridMultilevel"/>
     <w:tmpl w:val="01C2B48C"/>
@@ -2731,7 +3013,7 @@
       </w:rPr>
     </w:lvl>
   </w:abstractNum>
-  <w:abstractNum w:abstractNumId="19" w15:restartNumberingAfterBreak="0">
+  <w:abstractNum w:abstractNumId="21" w15:restartNumberingAfterBreak="0">
     <w:nsid w:val="63476398"/>
     <w:multiLevelType w:val="hybridMultilevel"/>
     <w:tmpl w:val="FFD64270"/>
@@ -2844,7 +3126,7 @@
       </w:rPr>
     </w:lvl>
   </w:abstractNum>
-  <w:abstractNum w:abstractNumId="20" w15:restartNumberingAfterBreak="0">
+  <w:abstractNum w:abstractNumId="22" w15:restartNumberingAfterBreak="0">
     <w:nsid w:val="6D5C2985"/>
     <w:multiLevelType w:val="hybridMultilevel"/>
     <w:tmpl w:val="23B2D896"/>
@@ -2957,7 +3239,7 @@
       </w:rPr>
     </w:lvl>
   </w:abstractNum>
-  <w:abstractNum w:abstractNumId="21" w15:restartNumberingAfterBreak="0">
+  <w:abstractNum w:abstractNumId="23" w15:restartNumberingAfterBreak="0">
     <w:nsid w:val="76014403"/>
     <w:multiLevelType w:val="hybridMultilevel"/>
     <w:tmpl w:val="CA3A9AD0"/>
@@ -3071,70 +3353,76 @@
     </w:lvl>
   </w:abstractNum>
   <w:num w:numId="1" w16cid:durableId="1848516186">
-    <w:abstractNumId w:val="15"/>
+    <w:abstractNumId w:val="17"/>
   </w:num>
   <w:num w:numId="2" w16cid:durableId="290789372">
-    <w:abstractNumId w:val="12"/>
+    <w:abstractNumId w:val="14"/>
   </w:num>
   <w:num w:numId="3" w16cid:durableId="1214538422">
-    <w:abstractNumId w:val="17"/>
+    <w:abstractNumId w:val="19"/>
   </w:num>
   <w:num w:numId="4" w16cid:durableId="1792088254">
-    <w:abstractNumId w:val="20"/>
+    <w:abstractNumId w:val="22"/>
   </w:num>
   <w:num w:numId="5" w16cid:durableId="592981471">
     <w:abstractNumId w:val="0"/>
   </w:num>
   <w:num w:numId="6" w16cid:durableId="1186675827">
-    <w:abstractNumId w:val="13"/>
+    <w:abstractNumId w:val="15"/>
   </w:num>
   <w:num w:numId="7" w16cid:durableId="790634175">
-    <w:abstractNumId w:val="16"/>
+    <w:abstractNumId w:val="18"/>
   </w:num>
   <w:num w:numId="8" w16cid:durableId="1050491862">
-    <w:abstractNumId w:val="10"/>
+    <w:abstractNumId w:val="12"/>
   </w:num>
   <w:num w:numId="9" w16cid:durableId="1835796930">
     <w:abstractNumId w:val="2"/>
   </w:num>
   <w:num w:numId="10" w16cid:durableId="1629969628">
-    <w:abstractNumId w:val="5"/>
+    <w:abstractNumId w:val="6"/>
   </w:num>
   <w:num w:numId="11" w16cid:durableId="250696478">
-    <w:abstractNumId w:val="19"/>
+    <w:abstractNumId w:val="21"/>
   </w:num>
   <w:num w:numId="12" w16cid:durableId="1398213079">
-    <w:abstractNumId w:val="6"/>
+    <w:abstractNumId w:val="7"/>
   </w:num>
   <w:num w:numId="13" w16cid:durableId="908345920">
-    <w:abstractNumId w:val="18"/>
+    <w:abstractNumId w:val="20"/>
   </w:num>
   <w:num w:numId="14" w16cid:durableId="1053578397">
-    <w:abstractNumId w:val="14"/>
+    <w:abstractNumId w:val="16"/>
   </w:num>
   <w:num w:numId="15" w16cid:durableId="1779517951">
-    <w:abstractNumId w:val="21"/>
+    <w:abstractNumId w:val="23"/>
   </w:num>
   <w:num w:numId="16" w16cid:durableId="211041257">
-    <w:abstractNumId w:val="7"/>
+    <w:abstractNumId w:val="9"/>
   </w:num>
   <w:num w:numId="17" w16cid:durableId="1687751217">
-    <w:abstractNumId w:val="11"/>
+    <w:abstractNumId w:val="13"/>
   </w:num>
   <w:num w:numId="18" w16cid:durableId="843545398">
     <w:abstractNumId w:val="1"/>
   </w:num>
   <w:num w:numId="19" w16cid:durableId="49887936">
-    <w:abstractNumId w:val="4"/>
+    <w:abstractNumId w:val="5"/>
   </w:num>
   <w:num w:numId="20" w16cid:durableId="1588998828">
-    <w:abstractNumId w:val="8"/>
+    <w:abstractNumId w:val="10"/>
   </w:num>
   <w:num w:numId="21" w16cid:durableId="159391732">
     <w:abstractNumId w:val="3"/>
   </w:num>
   <w:num w:numId="22" w16cid:durableId="459569887">
-    <w:abstractNumId w:val="9"/>
+    <w:abstractNumId w:val="11"/>
+  </w:num>
+  <w:num w:numId="23" w16cid:durableId="1618953386">
+    <w:abstractNumId w:val="8"/>
+  </w:num>
+  <w:num w:numId="24" w16cid:durableId="2078286007">
+    <w:abstractNumId w:val="4"/>
   </w:num>
 </w:numbering>
 </file>
